--- a/records/day-service/感染症の予防及びまん延の防止のための研修の記録_ひな形.docx
+++ b/records/day-service/感染症の予防及びまん延の防止のための研修の記録_ひな形.docx
@@ -17,7 +17,7 @@
           <w:sz w:val="28"/>
           <w:szCs w:val="28"/>
         </w:rPr>
-        <w:t xml:space="preserve">感染症の予防及びまん延の防止のための研修の記録</w:t>
+        <w:t xml:space="preserve">感染症の予防及びまん延の防止のための研修 記録（通所介護・デイサービス）</w:t>
       </w:r>
     </w:p>
     <w:p>
@@ -27,10 +27,10 @@
       <w:r>
         <w:rPr>
           <w:rFonts w:ascii="游ゴシック" w:eastAsia="游ゴシック" w:hAnsi="游ゴシック"/>
-          <w:sz w:val="20"/>
-          <w:szCs w:val="20"/>
+          <w:sz w:val="18"/>
+          <w:szCs w:val="18"/>
         </w:rPr>
-        <w:t xml:space="preserve">（通所介護）</w:t>
+        <w:t xml:space="preserve">実施日ごとに1部作成し、参加者名簿（別表）とあわせて保管してください。</w:t>
       </w:r>
     </w:p>
     <w:tbl>
@@ -7036,7 +7036,7 @@
           <w:sz w:val="28"/>
           <w:szCs w:val="28"/>
         </w:rPr>
-        <w:t xml:space="preserve">【記入例】感染症の予防及びまん延の防止のための研修の記録</w:t>
+        <w:t xml:space="preserve">【記入例】感染症の予防及びまん延の防止のための研修 記録（通所介護・デイサービス）</w:t>
       </w:r>
     </w:p>
     <w:p>
@@ -7049,7 +7049,7 @@
           <w:sz w:val="18"/>
           <w:szCs w:val="18"/>
         </w:rPr>
-        <w:t xml:space="preserve">※記入例の事業所名・人名・番号・日付はすべて架空です。記入の粒度の参考としてご覧ください。■はチェックを入れた項目です。</w:t>
+        <w:t xml:space="preserve">※記入例の事業所名・職員名・番号・日付はすべて架空です（職員名は「職員A」などの記号で示しています）。記入の粒度の参考としてご覧ください。■はチェックを入れた項目です。</w:t>
       </w:r>
     </w:p>
     <w:tbl>
@@ -7442,7 +7442,7 @@
                 <w:sz w:val="19"/>
                 <w:szCs w:val="19"/>
               </w:rPr>
-              <w:t xml:space="preserve">看護職員・見本 花子</w:t>
+              <w:t xml:space="preserve">看護職員・職員A</w:t>
             </w:r>
           </w:p>
         </w:tc>
@@ -8114,7 +8114,7 @@
                 <w:sz w:val="19"/>
                 <w:szCs w:val="19"/>
               </w:rPr>
-              <w:t xml:space="preserve">感染対策担当者・看護職員・見本 花子</w:t>
+              <w:t xml:space="preserve">感染対策担当者・看護職員・職員A</w:t>
             </w:r>
           </w:p>
         </w:tc>
@@ -9597,7 +9597,7 @@
                 <w:sz w:val="19"/>
                 <w:szCs w:val="19"/>
               </w:rPr>
-              <w:t xml:space="preserve">氏名：管理者・例示 一郎</w:t>
+              <w:t xml:space="preserve">氏名：管理者・職員B</w:t>
             </w:r>
           </w:p>
           <w:p>
@@ -10136,7 +10136,7 @@
                 <w:sz w:val="18"/>
                 <w:szCs w:val="18"/>
               </w:rPr>
-              <w:t xml:space="preserve">例示 一郎</w:t>
+              <w:t xml:space="preserve">職員B</w:t>
             </w:r>
           </w:p>
         </w:tc>
@@ -10360,7 +10360,7 @@
                 <w:sz w:val="18"/>
                 <w:szCs w:val="18"/>
               </w:rPr>
-              <w:t xml:space="preserve">見本 花子</w:t>
+              <w:t xml:space="preserve">職員A</w:t>
             </w:r>
           </w:p>
         </w:tc>
@@ -10584,7 +10584,7 @@
                 <w:sz w:val="18"/>
                 <w:szCs w:val="18"/>
               </w:rPr>
-              <w:t xml:space="preserve">仮名 次郎</w:t>
+              <w:t xml:space="preserve">職員C</w:t>
             </w:r>
           </w:p>
         </w:tc>
@@ -10808,7 +10808,7 @@
                 <w:sz w:val="18"/>
                 <w:szCs w:val="18"/>
               </w:rPr>
-              <w:t xml:space="preserve">試作 三恵</w:t>
+              <w:t xml:space="preserve">職員D</w:t>
             </w:r>
           </w:p>
         </w:tc>
@@ -11032,7 +11032,7 @@
                 <w:sz w:val="18"/>
                 <w:szCs w:val="18"/>
               </w:rPr>
-              <w:t xml:space="preserve">架空 四季</w:t>
+              <w:t xml:space="preserve">職員E</w:t>
             </w:r>
           </w:p>
         </w:tc>
@@ -11496,9 +11496,9 @@
       </w:r>
     </w:p>
     <w:p>
-      <w:pPr>
-        <w:spacing w:after="200"/>
-      </w:pPr>
+      <w:r>
+        <w:br w:type="page"/>
+      </w:r>
     </w:p>
     <w:p>
       <w:pPr>
@@ -11516,6 +11516,26 @@
           <w:szCs w:val="28"/>
         </w:rPr>
         <w:t xml:space="preserve">免責文</w:t>
+      </w:r>
+    </w:p>
+    <w:p>
+      <w:pPr>
+        <w:pStyle w:val="ListParagraph"/>
+        <w:numPr>
+          <w:ilvl w:val="0"/>
+          <w:numId w:val="2"/>
+        </w:numPr>
+        <w:spacing w:after="80" w:line="320"/>
+      </w:pPr>
+      <w:r>
+        <w:rPr>
+          <w:rFonts w:ascii="游ゴシック" w:eastAsia="游ゴシック" w:hAnsi="游ゴシック"/>
+          <w:b/>
+          <w:bCs/>
+          <w:sz w:val="20"/>
+          <w:szCs w:val="20"/>
+        </w:rPr>
+        <w:t xml:space="preserve">本様式は2026年9月時点で作成者が確認できた情報をもとに作成しています。法令・通知は改正されます。ご利用の際は、最新の法令・通知と各自治体の条例・通知を、ご自身で必ず確認してください。</w:t>
       </w:r>
     </w:p>
     <w:p>
@@ -11589,7 +11609,7 @@
           <w:sz w:val="20"/>
           <w:szCs w:val="20"/>
         </w:rPr>
-        <w:t xml:space="preserve">記入例に記載した事業所名・人名・番号・日付等はすべて架空のものです。</w:t>
+        <w:t xml:space="preserve">記入例に記載した事業所名・職員名・番号・日付等はすべて架空のものであり、実在する施設・店舗・個人・自治体とは関係ありません。</w:t>
       </w:r>
     </w:p>
     <w:p>

--- a/records/day-service/感染症の予防及びまん延の防止のための研修の記録_ひな形.docx
+++ b/records/day-service/感染症の予防及びまん延の防止のための研修の記録_ひな形.docx
@@ -7442,7 +7442,7 @@
                 <w:sz w:val="19"/>
                 <w:szCs w:val="19"/>
               </w:rPr>
-              <w:t xml:space="preserve">看護職員・職員A</w:t>
+              <w:t xml:space="preserve">看護職員・職員B</w:t>
             </w:r>
           </w:p>
         </w:tc>
@@ -8114,7 +8114,7 @@
                 <w:sz w:val="19"/>
                 <w:szCs w:val="19"/>
               </w:rPr>
-              <w:t xml:space="preserve">感染対策担当者・看護職員・職員A</w:t>
+              <w:t xml:space="preserve">感染対策担当者・看護職員・職員B</w:t>
             </w:r>
           </w:p>
         </w:tc>
@@ -9597,7 +9597,7 @@
                 <w:sz w:val="19"/>
                 <w:szCs w:val="19"/>
               </w:rPr>
-              <w:t xml:space="preserve">氏名：管理者・職員B</w:t>
+              <w:t xml:space="preserve">氏名：管理者・職員A</w:t>
             </w:r>
           </w:p>
           <w:p>
@@ -10136,7 +10136,7 @@
                 <w:sz w:val="18"/>
                 <w:szCs w:val="18"/>
               </w:rPr>
-              <w:t xml:space="preserve">職員B</w:t>
+              <w:t xml:space="preserve">職員A</w:t>
             </w:r>
           </w:p>
         </w:tc>
@@ -10360,7 +10360,7 @@
                 <w:sz w:val="18"/>
                 <w:szCs w:val="18"/>
               </w:rPr>
-              <w:t xml:space="preserve">職員A</w:t>
+              <w:t xml:space="preserve">職員B</w:t>
             </w:r>
           </w:p>
         </w:tc>
